--- a/outputs/TRUE-CLOUD-MIGRATION/05_DR_v1.docx
+++ b/outputs/TRUE-CLOUD-MIGRATION/05_DR_v1.docx
@@ -12,7 +12,7 @@
     </w:p>
     <w:p>
       <w:r>
-        <w:t>DR · revision r1 · SUPERSEDED · confirmed by trial at 2026-08-16T02:10:57.117650 · project True Cloud Migration · generated 2026-08-16T02:10:57.445125+00:00</w:t>
+        <w:t>DR · revision r1 · SUPERSEDED · confirmed by trial at 2026-08-16T02:13:06.047730 · project True Cloud Migration · generated 2026-08-16T02:13:06.416829+00:00</w:t>
       </w:r>
     </w:p>
     <w:p>
